--- a/docs/deliverables/사용자매뉴얼.docx
+++ b/docs/deliverables/사용자매뉴얼.docx
@@ -254,7 +254,7 @@
                 <w:sz w:val="18"/>
                 <w:szCs w:val="18"/>
               </w:rPr>
-              <w:t xml:space="preserve">2026-10-22</w:t>
+              <w:t xml:space="preserve">2026-10-23</w:t>
             </w:r>
           </w:p>
         </w:tc>
@@ -1150,7 +1150,40 @@
         <w:spacing w:after="60" w:line="290"/>
       </w:pPr>
       <w:r>
-        <w:t xml:space="preserve">관리자 웹 주소로 들어가 이메일·비밀번호를 넣는다. 처음 계정은 본사가 채용할 때 만든다.</w:t>
+        <w:t xml:space="preserve">관리자 웹 주소로 들어가 이메일·비밀번호를 넣는다. 처음 계정은 본사가 채용할 때 만들고, 채용 알림에 뜬 </w:t>
+      </w:r>
+      <w:r>
+        <w:rPr>
+          <w:b/>
+          <w:bCs/>
+        </w:rPr>
+        <w:t xml:space="preserve">임시 비밀번호</w:t>
+      </w:r>
+      <w:r>
+        <w:t xml:space="preserve">로 처음 로그인하면 새 비밀번호(영문·숫자 8자 이상)로 바꿔야 업무 화면이 열린다.</w:t>
+      </w:r>
+    </w:p>
+    <w:p>
+      <w:pPr>
+        <w:pStyle w:val="ListParagraph"/>
+        <w:numPr>
+          <w:ilvl w:val="0"/>
+          <w:numId w:val="3"/>
+        </w:numPr>
+        <w:spacing w:after="60" w:line="290"/>
+      </w:pPr>
+      <w:r>
+        <w:t xml:space="preserve">관리자 웹은 본사·지점 관리자·직원 계정만 쓴다. 회원 계정은 로그인 화면 아래 </w:t>
+      </w:r>
+      <w:r>
+        <w:rPr>
+          <w:b/>
+          <w:bCs/>
+        </w:rPr>
+        <w:t xml:space="preserve">"회원 앱에서 로그인"</w:t>
+      </w:r>
+      <w:r>
+        <w:t xml:space="preserve">으로 회원 앱을 쓴다.</w:t>
       </w:r>
     </w:p>
     <w:p>
@@ -1637,7 +1670,7 @@
         <w:spacing w:after="60" w:line="290"/>
       </w:pPr>
       <w:r>
-        <w:t xml:space="preserve">채용이 끝나면 로그인 정보(이메일·임시 비밀번호)가 알림으로 남습니다. 직원에게 전달하세요.</w:t>
+        <w:t xml:space="preserve">채용이 끝나면 로그인 정보(이메일·무작위 임시 비밀번호)가 알림으로 남습니다. 알림을 닫으면 다시 볼 수 없으니 직원에게 바로 전달하세요 — 직원은 첫 로그인 때 비밀번호를 바꿔야 업무 화면이 열립니다.</w:t>
       </w:r>
     </w:p>
     <w:p>
@@ -2951,7 +2984,7 @@
         <w:spacing w:after="60" w:line="290"/>
       </w:pPr>
       <w:r>
-        <w:t xml:space="preserve">"+ 글쓰기"에서 대상 지점을 비우면 전체 공지, 고르면 그 지점 공지가 됩니다.</w:t>
+        <w:t xml:space="preserve">"+ 글쓰기"는 작성 화면으로 갑니다. 대상 지점을 비우면 전체 공지, 고르면 그 지점 공지가 됩니다.</w:t>
       </w:r>
     </w:p>
     <w:p>
@@ -3044,7 +3077,7 @@
         <w:spacing w:after="120" w:line="300"/>
       </w:pPr>
       <w:r>
-        <w:t xml:space="preserve">지점 시설과 현재 이용 인원(혼잡도)을 봅니다. 혼잡도는 지금 수동 보정 값입니다.</w:t>
+        <w:t xml:space="preserve">지점 시설과 현재 이용 인원(혼잡도)을 봅니다. 혼잡도 = 진행 중인 강습의 예약 인원(자동) + 현장 인원(직접 입력).</w:t>
       </w:r>
     </w:p>
     <w:p>
@@ -3095,7 +3128,7 @@
         <w:spacing w:after="60" w:line="290"/>
       </w:pPr>
       <w:r>
-        <w:t xml:space="preserve">INVALID_CURRENT_COUNT — 현재 인원은 0 이상, 정원 이하로 넣으세요.</w:t>
+        <w:t xml:space="preserve">INVALID_CURRENT_COUNT — 현장 인원은 0 이상으로 넣으세요(예약 인원은 빼고).</w:t>
       </w:r>
     </w:p>
     <w:p>
@@ -5436,7 +5469,7 @@
         <w:spacing w:after="60" w:line="290"/>
       </w:pPr>
       <w:r>
-        <w:t xml:space="preserve">"+ 글쓰기"로 내 지점 공지를 씁니다.</w:t>
+        <w:t xml:space="preserve">"+ 글쓰기"로 작성 화면에서 내 지점 공지를 씁니다(서식 편집기·첨부).</w:t>
       </w:r>
     </w:p>
     <w:p>
@@ -5602,7 +5635,7 @@
         <w:spacing w:after="60" w:line="290"/>
       </w:pPr>
       <w:r>
-        <w:t xml:space="preserve">"수정"으로 제목·카테고리·내용을 고치고 저장합니다(쓴 사람만).</w:t>
+        <w:t xml:space="preserve">"수정"을 누르면 수정 화면으로 가서 본문과 첨부를 함께 고칩니다(쓴 사람만).</w:t>
       </w:r>
     </w:p>
     <w:p>
@@ -5628,7 +5661,7 @@
         <w:spacing w:after="60" w:line="290"/>
       </w:pPr>
       <w:r>
-        <w:t xml:space="preserve">첨부 파일 이름을 누르면 내려받습니다. 쓴 사람은 "+ 파일 첨부"로 PDF·이미지·오피스·한글 파일을 올립니다(파일당 10MB, 글당 5개).</w:t>
+        <w:t xml:space="preserve">첨부 파일 이름을 누르면 내려받습니다. 이미지 첨부는 본문 아래에 바로 보입니다.</w:t>
       </w:r>
     </w:p>
     <w:p>
@@ -5747,7 +5780,7 @@
         <w:spacing w:after="120" w:line="300"/>
       </w:pPr>
       <w:r>
-        <w:t xml:space="preserve">지점 시설과 현재 이용 인원(혼잡도)을 봅니다. 혼잡도는 지금 수동 보정 값입니다.</w:t>
+        <w:t xml:space="preserve">지점 시설과 현재 이용 인원(혼잡도)을 봅니다. 혼잡도 = 진행 중인 강습의 예약 인원(자동) + 현장 인원(직접 입력).</w:t>
       </w:r>
     </w:p>
     <w:p>
@@ -5773,7 +5806,7 @@
         <w:spacing w:after="60" w:line="290"/>
       </w:pPr>
       <w:r>
-        <w:t xml:space="preserve">시설 카드의 입력칸에 현재 인원을 넣고 "보정"을 누르면 혼잡도가 바뀝니다.</w:t>
+        <w:t xml:space="preserve">시설 카드의 입력칸에 예약 없이 이용 중인 현장 인원을 넣고 "입력"을 누릅니다. 예약 인원은 저절로 더해지니 넣지 마세요. 30분마다 다시 입력해 주세요.</w:t>
       </w:r>
     </w:p>
     <w:p>
@@ -5884,7 +5917,7 @@
         <w:spacing w:after="60" w:line="290"/>
       </w:pPr>
       <w:r>
-        <w:t xml:space="preserve">INVALID_CURRENT_COUNT — 현재 인원은 0 이상, 정원 이하로 넣으세요.</w:t>
+        <w:t xml:space="preserve">INVALID_CURRENT_COUNT — 현장 인원은 0 이상으로 넣으세요(예약 인원은 빼고).</w:t>
       </w:r>
     </w:p>
     <w:p>
@@ -7033,7 +7066,7 @@
         <w:spacing w:after="120" w:line="300"/>
       </w:pPr>
       <w:r>
-        <w:t xml:space="preserve">지점 시설과 현재 이용 인원(혼잡도)을 봅니다. 혼잡도는 지금 수동 보정 값입니다.</w:t>
+        <w:t xml:space="preserve">지점 시설과 현재 이용 인원(혼잡도)을 봅니다. 혼잡도 = 진행 중인 강습의 예약 인원(자동) + 현장 인원(직접 입력).</w:t>
       </w:r>
     </w:p>
     <w:p>
@@ -7084,7 +7117,7 @@
         <w:spacing w:after="60" w:line="290"/>
       </w:pPr>
       <w:r>
-        <w:t xml:space="preserve">INVALID_CURRENT_COUNT — 현재 인원은 0 이상, 정원 이하로 넣으세요.</w:t>
+        <w:t xml:space="preserve">INVALID_CURRENT_COUNT — 현장 인원은 0 이상으로 넣으세요(예약 인원은 빼고).</w:t>
       </w:r>
     </w:p>
     <w:p>
@@ -7928,7 +7961,7 @@
                 <w:sz w:val="18"/>
                 <w:szCs w:val="18"/>
               </w:rPr>
-              <w:t xml:space="preserve">EMAIL_ALREADY_EXISTS</w:t>
+              <w:t xml:space="preserve">PASSWORD_CHANGE_REQUIRED</w:t>
             </w:r>
           </w:p>
         </w:tc>
@@ -7957,7 +7990,7 @@
                 <w:sz w:val="18"/>
                 <w:szCs w:val="18"/>
               </w:rPr>
-              <w:t xml:space="preserve">이미 쓰고 있는 이메일입니다. 다른 이메일을 넣으세요(퇴사자 이메일은 다시 쓸 수 있습니다).</w:t>
+              <w:t xml:space="preserve">채용 때 받은 임시 비밀번호를 아직 바꾸지 않았습니다. 다시 로그인해 비밀번호를 바꾸면 업무 화면이 열립니다.</w:t>
             </w:r>
           </w:p>
         </w:tc>
@@ -7988,7 +8021,7 @@
                 <w:sz w:val="18"/>
                 <w:szCs w:val="18"/>
               </w:rPr>
-              <w:t xml:space="preserve">BRANCH_SCOPE_VIOLATION</w:t>
+              <w:t xml:space="preserve">EMAIL_ALREADY_EXISTS</w:t>
             </w:r>
           </w:p>
         </w:tc>
@@ -8017,7 +8050,7 @@
                 <w:sz w:val="18"/>
                 <w:szCs w:val="18"/>
               </w:rPr>
-              <w:t xml:space="preserve">자기 지점 데이터만 볼 수 있습니다. 다른 지점 일은 본사 관리자에게 요청하세요.</w:t>
+              <w:t xml:space="preserve">이미 쓰고 있는 이메일입니다. 다른 이메일을 넣으세요(퇴사자 이메일은 다시 쓸 수 있습니다).</w:t>
             </w:r>
           </w:p>
         </w:tc>
@@ -8048,7 +8081,7 @@
                 <w:sz w:val="18"/>
                 <w:szCs w:val="18"/>
               </w:rPr>
-              <w:t xml:space="preserve">MEMBER_SCOPE_VIOLATION</w:t>
+              <w:t xml:space="preserve">BRANCH_SCOPE_VIOLATION</w:t>
             </w:r>
           </w:p>
         </w:tc>
@@ -8077,7 +8110,7 @@
                 <w:sz w:val="18"/>
                 <w:szCs w:val="18"/>
               </w:rPr>
-              <w:t xml:space="preserve">다른 지점 회원입니다. 회원 목록에서 자기 지점 회원을 다시 고르세요.</w:t>
+              <w:t xml:space="preserve">자기 지점 데이터만 볼 수 있습니다. 다른 지점 일은 본사 관리자에게 요청하세요.</w:t>
             </w:r>
           </w:p>
         </w:tc>
@@ -8108,7 +8141,7 @@
                 <w:sz w:val="18"/>
                 <w:szCs w:val="18"/>
               </w:rPr>
-              <w:t xml:space="preserve">STAFF_SCOPE_VIOLATION</w:t>
+              <w:t xml:space="preserve">MEMBER_SCOPE_VIOLATION</w:t>
             </w:r>
           </w:p>
         </w:tc>
@@ -8137,7 +8170,7 @@
                 <w:sz w:val="18"/>
                 <w:szCs w:val="18"/>
               </w:rPr>
-              <w:t xml:space="preserve">다른 지점 직원입니다. 직원 목록에서 자기 지점 직원을 다시 고르세요.</w:t>
+              <w:t xml:space="preserve">다른 지점 회원입니다. 회원 목록에서 자기 지점 회원을 다시 고르세요.</w:t>
             </w:r>
           </w:p>
         </w:tc>
@@ -8168,7 +8201,7 @@
                 <w:sz w:val="18"/>
                 <w:szCs w:val="18"/>
               </w:rPr>
-              <w:t xml:space="preserve">PROGRAM_SCOPE_VIOLATION</w:t>
+              <w:t xml:space="preserve">STAFF_SCOPE_VIOLATION</w:t>
             </w:r>
           </w:p>
         </w:tc>
@@ -8197,7 +8230,7 @@
                 <w:sz w:val="18"/>
                 <w:szCs w:val="18"/>
               </w:rPr>
-              <w:t xml:space="preserve">다른 지점 프로그램입니다. 자기 지점 프로그램을 고르세요.</w:t>
+              <w:t xml:space="preserve">다른 지점 직원입니다. 직원 목록에서 자기 지점 직원을 다시 고르세요.</w:t>
             </w:r>
           </w:p>
         </w:tc>
@@ -8228,7 +8261,7 @@
                 <w:sz w:val="18"/>
                 <w:szCs w:val="18"/>
               </w:rPr>
-              <w:t xml:space="preserve">INSTRUCTOR_SCOPE_VIOLATION</w:t>
+              <w:t xml:space="preserve">PROGRAM_SCOPE_VIOLATION</w:t>
             </w:r>
           </w:p>
         </w:tc>
@@ -8257,7 +8290,7 @@
                 <w:sz w:val="18"/>
                 <w:szCs w:val="18"/>
               </w:rPr>
-              <w:t xml:space="preserve">다른 지점 강사입니다. 자기 지점 강사를 고르세요.</w:t>
+              <w:t xml:space="preserve">다른 지점 프로그램입니다. 자기 지점 프로그램을 고르세요.</w:t>
             </w:r>
           </w:p>
         </w:tc>
@@ -8288,7 +8321,7 @@
                 <w:sz w:val="18"/>
                 <w:szCs w:val="18"/>
               </w:rPr>
-              <w:t xml:space="preserve">FACILITY_SCOPE_VIOLATION</w:t>
+              <w:t xml:space="preserve">INSTRUCTOR_SCOPE_VIOLATION</w:t>
             </w:r>
           </w:p>
         </w:tc>
@@ -8317,7 +8350,7 @@
                 <w:sz w:val="18"/>
                 <w:szCs w:val="18"/>
               </w:rPr>
-              <w:t xml:space="preserve">다른 지점 시설입니다. 자기 지점 시설을 고르세요.</w:t>
+              <w:t xml:space="preserve">다른 지점 강사입니다. 자기 지점 강사를 고르세요.</w:t>
             </w:r>
           </w:p>
         </w:tc>
@@ -8348,7 +8381,7 @@
                 <w:sz w:val="18"/>
                 <w:szCs w:val="18"/>
               </w:rPr>
-              <w:t xml:space="preserve">RESERVATION_SCOPE_VIOLATION</w:t>
+              <w:t xml:space="preserve">FACILITY_SCOPE_VIOLATION</w:t>
             </w:r>
           </w:p>
         </w:tc>
@@ -8377,7 +8410,7 @@
                 <w:sz w:val="18"/>
                 <w:szCs w:val="18"/>
               </w:rPr>
-              <w:t xml:space="preserve">다른 지점(또는 다른 회원)의 예약입니다. 목록을 새로고침해 다시 고르세요.</w:t>
+              <w:t xml:space="preserve">다른 지점 시설입니다. 자기 지점 시설을 고르세요.</w:t>
             </w:r>
           </w:p>
         </w:tc>
@@ -8408,7 +8441,7 @@
                 <w:sz w:val="18"/>
                 <w:szCs w:val="18"/>
               </w:rPr>
-              <w:t xml:space="preserve">ATTENDANCE_SCOPE_VIOLATION</w:t>
+              <w:t xml:space="preserve">RESERVATION_SCOPE_VIOLATION</w:t>
             </w:r>
           </w:p>
         </w:tc>
@@ -8437,7 +8470,7 @@
                 <w:sz w:val="18"/>
                 <w:szCs w:val="18"/>
               </w:rPr>
-              <w:t xml:space="preserve">다른 지점 근태 기록입니다. 그날 근무한 지점의 관리자만 처리할 수 있습니다.</w:t>
+              <w:t xml:space="preserve">다른 지점(또는 다른 회원)의 예약입니다. 목록을 새로고침해 다시 고르세요.</w:t>
             </w:r>
           </w:p>
         </w:tc>
@@ -8468,7 +8501,7 @@
                 <w:sz w:val="18"/>
                 <w:szCs w:val="18"/>
               </w:rPr>
-              <w:t xml:space="preserve">POST_SCOPE_VIOLATION</w:t>
+              <w:t xml:space="preserve">ATTENDANCE_SCOPE_VIOLATION</w:t>
             </w:r>
           </w:p>
         </w:tc>
@@ -8497,7 +8530,7 @@
                 <w:sz w:val="18"/>
                 <w:szCs w:val="18"/>
               </w:rPr>
-              <w:t xml:space="preserve">이 글을 볼 수 있는 지점이 아닙니다. 게시판 목록으로 돌아가세요.</w:t>
+              <w:t xml:space="preserve">다른 지점 근태 기록입니다. 그날 근무한 지점의 관리자만 처리할 수 있습니다.</w:t>
             </w:r>
           </w:p>
         </w:tc>
@@ -8528,7 +8561,7 @@
                 <w:sz w:val="18"/>
                 <w:szCs w:val="18"/>
               </w:rPr>
-              <w:t xml:space="preserve">ASSET_SCOPE_VIOLATION</w:t>
+              <w:t xml:space="preserve">POST_SCOPE_VIOLATION</w:t>
             </w:r>
           </w:p>
         </w:tc>
@@ -8557,7 +8590,7 @@
                 <w:sz w:val="18"/>
                 <w:szCs w:val="18"/>
               </w:rPr>
-              <w:t xml:space="preserve">다른 지점 자산입니다. 이관이 필요하면 본사 관리자에게 요청하세요.</w:t>
+              <w:t xml:space="preserve">이 글을 볼 수 있는 지점이 아닙니다. 게시판 목록으로 돌아가세요.</w:t>
             </w:r>
           </w:p>
         </w:tc>
@@ -8588,7 +8621,7 @@
                 <w:sz w:val="18"/>
                 <w:szCs w:val="18"/>
               </w:rPr>
-              <w:t xml:space="preserve">DOCUMENT_SCOPE_VIOLATION</w:t>
+              <w:t xml:space="preserve">ASSET_SCOPE_VIOLATION</w:t>
             </w:r>
           </w:p>
         </w:tc>
@@ -8617,7 +8650,7 @@
                 <w:sz w:val="18"/>
                 <w:szCs w:val="18"/>
               </w:rPr>
-              <w:t xml:space="preserve">이 문서를 볼 수 있는 지점이 아닙니다. 본사 관리자에게 요청하세요.</w:t>
+              <w:t xml:space="preserve">다른 지점 자산입니다. 이관이 필요하면 본사 관리자에게 요청하세요.</w:t>
             </w:r>
           </w:p>
         </w:tc>
@@ -8648,7 +8681,7 @@
                 <w:sz w:val="18"/>
                 <w:szCs w:val="18"/>
               </w:rPr>
-              <w:t xml:space="preserve">POST_FORBIDDEN_ROLE</w:t>
+              <w:t xml:space="preserve">DOCUMENT_SCOPE_VIOLATION</w:t>
             </w:r>
           </w:p>
         </w:tc>
@@ -8677,7 +8710,7 @@
                 <w:sz w:val="18"/>
                 <w:szCs w:val="18"/>
               </w:rPr>
-              <w:t xml:space="preserve">이 역할로는 이 게시판 작업을 할 수 없습니다. 본사 공지는 본사 관리자가 씁니다.</w:t>
+              <w:t xml:space="preserve">이 문서를 볼 수 있는 지점이 아닙니다. 본사 관리자에게 요청하세요.</w:t>
             </w:r>
           </w:p>
         </w:tc>
@@ -8708,7 +8741,7 @@
                 <w:sz w:val="18"/>
                 <w:szCs w:val="18"/>
               </w:rPr>
-              <w:t xml:space="preserve">RESIGN_BY_BRANCH_ADMIN</w:t>
+              <w:t xml:space="preserve">POST_CONTENT_EMPTY</w:t>
             </w:r>
           </w:p>
         </w:tc>
@@ -8737,7 +8770,7 @@
                 <w:sz w:val="18"/>
                 <w:szCs w:val="18"/>
               </w:rPr>
-              <w:t xml:space="preserve">운영 중인 지점 직원의 퇴사는 그 지점 관리자가 합니다. 본사는 계약 종료 지점 직원만 퇴사 처리합니다.</w:t>
+              <w:t xml:space="preserve">내용이 비어 있습니다. 글자를 한 줄 이상 입력하세요(서식만 있고 글자가 없으면 저장되지 않습니다).</w:t>
             </w:r>
           </w:p>
         </w:tc>
@@ -8768,7 +8801,7 @@
                 <w:sz w:val="18"/>
                 <w:szCs w:val="18"/>
               </w:rPr>
-              <w:t xml:space="preserve">MEMBER_FIELD_FORBIDDEN</w:t>
+              <w:t xml:space="preserve">POST_FORBIDDEN_ROLE</w:t>
             </w:r>
           </w:p>
         </w:tc>
@@ -8797,7 +8830,7 @@
                 <w:sz w:val="18"/>
                 <w:szCs w:val="18"/>
               </w:rPr>
-              <w:t xml:space="preserve">이 역할로는 바꿀 수 없는 항목입니다. 지점 관리자에게 요청하세요.</w:t>
+              <w:t xml:space="preserve">이 역할로는 이 게시판 작업을 할 수 없습니다. 본사 공지는 본사 관리자가 씁니다.</w:t>
             </w:r>
           </w:p>
         </w:tc>
@@ -8828,7 +8861,7 @@
                 <w:sz w:val="18"/>
                 <w:szCs w:val="18"/>
               </w:rPr>
-              <w:t xml:space="preserve">BRANCH_REQUIRED</w:t>
+              <w:t xml:space="preserve">RESIGN_BY_BRANCH_ADMIN</w:t>
             </w:r>
           </w:p>
         </w:tc>
@@ -8857,7 +8890,7 @@
                 <w:sz w:val="18"/>
                 <w:szCs w:val="18"/>
               </w:rPr>
-              <w:t xml:space="preserve">지점을 먼저 고르세요.</w:t>
+              <w:t xml:space="preserve">운영 중인 지점 직원의 퇴사는 그 지점 관리자가 합니다. 본사는 계약 종료 지점 직원만 퇴사 처리합니다.</w:t>
             </w:r>
           </w:p>
         </w:tc>
@@ -8888,7 +8921,7 @@
                 <w:sz w:val="18"/>
                 <w:szCs w:val="18"/>
               </w:rPr>
-              <w:t xml:space="preserve">BRANCH_TERMINATED</w:t>
+              <w:t xml:space="preserve">MEMBER_FIELD_FORBIDDEN</w:t>
             </w:r>
           </w:p>
         </w:tc>
@@ -8917,7 +8950,7 @@
                 <w:sz w:val="18"/>
                 <w:szCs w:val="18"/>
               </w:rPr>
-              <w:t xml:space="preserve">위탁계약이 종료된 지점이라 새 등록·예약·작성·파견이 막혀 있습니다. 과거 기록 조회만 됩니다.</w:t>
+              <w:t xml:space="preserve">이 역할로는 바꿀 수 없는 항목입니다. 지점 관리자에게 요청하세요.</w:t>
             </w:r>
           </w:p>
         </w:tc>
@@ -8948,7 +8981,7 @@
                 <w:sz w:val="18"/>
                 <w:szCs w:val="18"/>
               </w:rPr>
-              <w:t xml:space="preserve">MEMBER_BRANCH_MISMATCH</w:t>
+              <w:t xml:space="preserve">BRANCH_REQUIRED</w:t>
             </w:r>
           </w:p>
         </w:tc>
@@ -8977,7 +9010,7 @@
                 <w:sz w:val="18"/>
                 <w:szCs w:val="18"/>
               </w:rPr>
-              <w:t xml:space="preserve">회원과 프로그램(또는 직원)의 지점이 다릅니다. 같은 지점 것을 고르세요.</w:t>
+              <w:t xml:space="preserve">지점을 먼저 고르세요.</w:t>
             </w:r>
           </w:p>
         </w:tc>
@@ -9008,7 +9041,7 @@
                 <w:sz w:val="18"/>
                 <w:szCs w:val="18"/>
               </w:rPr>
-              <w:t xml:space="preserve">STAFF_BRANCH_MISMATCH</w:t>
+              <w:t xml:space="preserve">BRANCH_TERMINATED</w:t>
             </w:r>
           </w:p>
         </w:tc>
@@ -9037,7 +9070,7 @@
                 <w:sz w:val="18"/>
                 <w:szCs w:val="18"/>
               </w:rPr>
-              <w:t xml:space="preserve">담당 직원이 이 회원의 지점에 파견돼 있지 않습니다. 같은 지점 직원을 고르세요.</w:t>
+              <w:t xml:space="preserve">위탁계약이 종료된 지점이라 새 등록·예약·작성·파견이 막혀 있습니다. 과거 기록 조회만 됩니다.</w:t>
             </w:r>
           </w:p>
         </w:tc>
@@ -9068,7 +9101,7 @@
                 <w:sz w:val="18"/>
                 <w:szCs w:val="18"/>
               </w:rPr>
-              <w:t xml:space="preserve">PROGRAM_BRANCH_MISMATCH</w:t>
+              <w:t xml:space="preserve">MEMBER_BRANCH_MISMATCH</w:t>
             </w:r>
           </w:p>
         </w:tc>
@@ -9097,7 +9130,7 @@
                 <w:sz w:val="18"/>
                 <w:szCs w:val="18"/>
               </w:rPr>
-              <w:t xml:space="preserve">프로그램이 다른 지점 것입니다. 같은 지점 프로그램을 고르세요.</w:t>
+              <w:t xml:space="preserve">회원과 프로그램(또는 직원)의 지점이 다릅니다. 같은 지점 것을 고르세요.</w:t>
             </w:r>
           </w:p>
         </w:tc>
@@ -9128,7 +9161,7 @@
                 <w:sz w:val="18"/>
                 <w:szCs w:val="18"/>
               </w:rPr>
-              <w:t xml:space="preserve">INSTRUCTOR_BRANCH_MISMATCH</w:t>
+              <w:t xml:space="preserve">STAFF_BRANCH_MISMATCH</w:t>
             </w:r>
           </w:p>
         </w:tc>
@@ -9157,7 +9190,7 @@
                 <w:sz w:val="18"/>
                 <w:szCs w:val="18"/>
               </w:rPr>
-              <w:t xml:space="preserve">강사가 다른 지점 소속입니다. 같은 지점 강사를 고르세요.</w:t>
+              <w:t xml:space="preserve">담당 직원이 이 회원의 지점에 파견돼 있지 않습니다. 같은 지점 직원을 고르세요.</w:t>
             </w:r>
           </w:p>
         </w:tc>
@@ -9188,7 +9221,7 @@
                 <w:sz w:val="18"/>
                 <w:szCs w:val="18"/>
               </w:rPr>
-              <w:t xml:space="preserve">FACILITY_BRANCH_MISMATCH</w:t>
+              <w:t xml:space="preserve">PROGRAM_BRANCH_MISMATCH</w:t>
             </w:r>
           </w:p>
         </w:tc>
@@ -9217,7 +9250,7 @@
                 <w:sz w:val="18"/>
                 <w:szCs w:val="18"/>
               </w:rPr>
-              <w:t xml:space="preserve">시설이 다른 지점 것입니다. 같은 지점 시설을 고르세요.</w:t>
+              <w:t xml:space="preserve">프로그램이 다른 지점 것입니다. 같은 지점 프로그램을 고르세요.</w:t>
             </w:r>
           </w:p>
         </w:tc>
@@ -9248,7 +9281,7 @@
                 <w:sz w:val="18"/>
                 <w:szCs w:val="18"/>
               </w:rPr>
-              <w:t xml:space="preserve">BRANCH_NOT_FOUND</w:t>
+              <w:t xml:space="preserve">INSTRUCTOR_BRANCH_MISMATCH</w:t>
             </w:r>
           </w:p>
         </w:tc>
@@ -9277,7 +9310,7 @@
                 <w:sz w:val="18"/>
                 <w:szCs w:val="18"/>
               </w:rPr>
-              <w:t xml:space="preserve">지점이 없습니다. 대시보드에서 지점을 다시 고르세요.</w:t>
+              <w:t xml:space="preserve">강사가 다른 지점 소속입니다. 같은 지점 강사를 고르세요.</w:t>
             </w:r>
           </w:p>
         </w:tc>
@@ -9308,7 +9341,7 @@
                 <w:sz w:val="18"/>
                 <w:szCs w:val="18"/>
               </w:rPr>
-              <w:t xml:space="preserve">MEMBER_NOT_FOUND</w:t>
+              <w:t xml:space="preserve">FACILITY_BRANCH_MISMATCH</w:t>
             </w:r>
           </w:p>
         </w:tc>
@@ -9337,7 +9370,7 @@
                 <w:sz w:val="18"/>
                 <w:szCs w:val="18"/>
               </w:rPr>
-              <w:t xml:space="preserve">회원이 없습니다. 회원 목록을 새로고침하세요.</w:t>
+              <w:t xml:space="preserve">시설이 다른 지점 것입니다. 같은 지점 시설을 고르세요.</w:t>
             </w:r>
           </w:p>
         </w:tc>
@@ -9368,7 +9401,7 @@
                 <w:sz w:val="18"/>
                 <w:szCs w:val="18"/>
               </w:rPr>
-              <w:t xml:space="preserve">STAFF_NOT_FOUND</w:t>
+              <w:t xml:space="preserve">BRANCH_NOT_FOUND</w:t>
             </w:r>
           </w:p>
         </w:tc>
@@ -9397,7 +9430,7 @@
                 <w:sz w:val="18"/>
                 <w:szCs w:val="18"/>
               </w:rPr>
-              <w:t xml:space="preserve">직원이 없습니다. 직원 목록을 새로고침하세요.</w:t>
+              <w:t xml:space="preserve">지점이 없습니다. 대시보드에서 지점을 다시 고르세요.</w:t>
             </w:r>
           </w:p>
         </w:tc>
@@ -9428,7 +9461,7 @@
                 <w:sz w:val="18"/>
                 <w:szCs w:val="18"/>
               </w:rPr>
-              <w:t xml:space="preserve">PERMISSION_DENIED</w:t>
+              <w:t xml:space="preserve">MEMBER_NOT_FOUND</w:t>
             </w:r>
           </w:p>
         </w:tc>
@@ -9457,7 +9490,7 @@
                 <w:sz w:val="18"/>
                 <w:szCs w:val="18"/>
               </w:rPr>
-              <w:t xml:space="preserve">이 기능의 권한이 꺼져 있습니다. 본사(권한 관리)에 요청하세요.</w:t>
+              <w:t xml:space="preserve">회원이 없습니다. 회원 목록을 새로고침하세요.</w:t>
             </w:r>
           </w:p>
         </w:tc>
@@ -9488,7 +9521,7 @@
                 <w:sz w:val="18"/>
                 <w:szCs w:val="18"/>
               </w:rPr>
-              <w:t xml:space="preserve">PERMISSION_OUTSIDE_CEILING</w:t>
+              <w:t xml:space="preserve">STAFF_NOT_FOUND</w:t>
             </w:r>
           </w:p>
         </w:tc>
@@ -9517,7 +9550,7 @@
                 <w:sz w:val="18"/>
                 <w:szCs w:val="18"/>
               </w:rPr>
-              <w:t xml:space="preserve">이 역할이 처음부터 할 수 없는 기능이라 바꿀 수 없습니다.</w:t>
+              <w:t xml:space="preserve">직원이 없습니다. 직원 목록을 새로고침하세요.</w:t>
             </w:r>
           </w:p>
         </w:tc>
@@ -9548,7 +9581,7 @@
                 <w:sz w:val="18"/>
                 <w:szCs w:val="18"/>
               </w:rPr>
-              <w:t xml:space="preserve">PERMISSION_ROLE_NOT_GOVERNED</w:t>
+              <w:t xml:space="preserve">PERMISSION_DENIED</w:t>
             </w:r>
           </w:p>
         </w:tc>
@@ -9577,7 +9610,7 @@
                 <w:sz w:val="18"/>
                 <w:szCs w:val="18"/>
               </w:rPr>
-              <w:t xml:space="preserve">세부 권한은 지점 관리자·지점 직원 역할만 바꿀 수 있습니다.</w:t>
+              <w:t xml:space="preserve">이 기능의 권한이 꺼져 있습니다. 본사(권한 관리)에 요청하세요.</w:t>
             </w:r>
           </w:p>
         </w:tc>
@@ -9608,7 +9641,7 @@
                 <w:sz w:val="18"/>
                 <w:szCs w:val="18"/>
               </w:rPr>
-              <w:t xml:space="preserve">PROGRAM_NOT_FOUND</w:t>
+              <w:t xml:space="preserve">PERMISSION_OUTSIDE_CEILING</w:t>
             </w:r>
           </w:p>
         </w:tc>
@@ -9637,7 +9670,7 @@
                 <w:sz w:val="18"/>
                 <w:szCs w:val="18"/>
               </w:rPr>
-              <w:t xml:space="preserve">프로그램이 없습니다. 프로그램 목록을 새로고침하세요.</w:t>
+              <w:t xml:space="preserve">이 역할이 처음부터 할 수 없는 기능이라 바꿀 수 없습니다.</w:t>
             </w:r>
           </w:p>
         </w:tc>
@@ -9668,7 +9701,7 @@
                 <w:sz w:val="18"/>
                 <w:szCs w:val="18"/>
               </w:rPr>
-              <w:t xml:space="preserve">INSTRUCTOR_NOT_FOUND</w:t>
+              <w:t xml:space="preserve">PERMISSION_ROLE_NOT_GOVERNED</w:t>
             </w:r>
           </w:p>
         </w:tc>
@@ -9697,7 +9730,7 @@
                 <w:sz w:val="18"/>
                 <w:szCs w:val="18"/>
               </w:rPr>
-              <w:t xml:space="preserve">강사가 없습니다. 강사 목록을 새로고침하세요.</w:t>
+              <w:t xml:space="preserve">세부 권한은 지점 관리자·지점 직원 역할만 바꿀 수 있습니다.</w:t>
             </w:r>
           </w:p>
         </w:tc>
@@ -9728,7 +9761,7 @@
                 <w:sz w:val="18"/>
                 <w:szCs w:val="18"/>
               </w:rPr>
-              <w:t xml:space="preserve">FACILITY_NOT_FOUND</w:t>
+              <w:t xml:space="preserve">PROGRAM_NOT_FOUND</w:t>
             </w:r>
           </w:p>
         </w:tc>
@@ -9757,7 +9790,7 @@
                 <w:sz w:val="18"/>
                 <w:szCs w:val="18"/>
               </w:rPr>
-              <w:t xml:space="preserve">시설이 없습니다. 시설 목록을 새로고침하세요.</w:t>
+              <w:t xml:space="preserve">프로그램이 없습니다. 프로그램 목록을 새로고침하세요.</w:t>
             </w:r>
           </w:p>
         </w:tc>
@@ -9788,7 +9821,7 @@
                 <w:sz w:val="18"/>
                 <w:szCs w:val="18"/>
               </w:rPr>
-              <w:t xml:space="preserve">RESERVATION_NOT_FOUND</w:t>
+              <w:t xml:space="preserve">INSTRUCTOR_NOT_FOUND</w:t>
             </w:r>
           </w:p>
         </w:tc>
@@ -9817,7 +9850,7 @@
                 <w:sz w:val="18"/>
                 <w:szCs w:val="18"/>
               </w:rPr>
-              <w:t xml:space="preserve">예약이 없습니다. 예약 목록을 새로고침하세요.</w:t>
+              <w:t xml:space="preserve">강사가 없습니다. 강사 목록을 새로고침하세요.</w:t>
             </w:r>
           </w:p>
         </w:tc>
@@ -9848,7 +9881,7 @@
                 <w:sz w:val="18"/>
                 <w:szCs w:val="18"/>
               </w:rPr>
-              <w:t xml:space="preserve">SLOT_NOT_FOUND</w:t>
+              <w:t xml:space="preserve">FACILITY_NOT_FOUND</w:t>
             </w:r>
           </w:p>
         </w:tc>
@@ -9877,7 +9910,7 @@
                 <w:sz w:val="18"/>
                 <w:szCs w:val="18"/>
               </w:rPr>
-              <w:t xml:space="preserve">회차가 없습니다. 프로그램을 다시 골라 회차 목록을 새로 받으세요.</w:t>
+              <w:t xml:space="preserve">시설이 없습니다. 시설 목록을 새로고침하세요.</w:t>
             </w:r>
           </w:p>
         </w:tc>
@@ -9908,7 +9941,7 @@
                 <w:sz w:val="18"/>
                 <w:szCs w:val="18"/>
               </w:rPr>
-              <w:t xml:space="preserve">POST_NOT_FOUND</w:t>
+              <w:t xml:space="preserve">RESERVATION_NOT_FOUND</w:t>
             </w:r>
           </w:p>
         </w:tc>
@@ -9937,7 +9970,7 @@
                 <w:sz w:val="18"/>
                 <w:szCs w:val="18"/>
               </w:rPr>
-              <w:t xml:space="preserve">삭제된 글입니다. 게시판 목록으로 돌아가세요.</w:t>
+              <w:t xml:space="preserve">예약이 없습니다. 예약 목록을 새로고침하세요.</w:t>
             </w:r>
           </w:p>
         </w:tc>
@@ -9968,7 +10001,7 @@
                 <w:sz w:val="18"/>
                 <w:szCs w:val="18"/>
               </w:rPr>
-              <w:t xml:space="preserve">ASSET_NOT_FOUND</w:t>
+              <w:t xml:space="preserve">SLOT_NOT_FOUND</w:t>
             </w:r>
           </w:p>
         </w:tc>
@@ -9997,7 +10030,7 @@
                 <w:sz w:val="18"/>
                 <w:szCs w:val="18"/>
               </w:rPr>
-              <w:t xml:space="preserve">자산이 없습니다. 자산 목록을 새로고침하세요.</w:t>
+              <w:t xml:space="preserve">회차가 없습니다. 프로그램을 다시 골라 회차 목록을 새로 받으세요.</w:t>
             </w:r>
           </w:p>
         </w:tc>
@@ -10028,7 +10061,7 @@
                 <w:sz w:val="18"/>
                 <w:szCs w:val="18"/>
               </w:rPr>
-              <w:t xml:space="preserve">DOCUMENT_NOT_FOUND</w:t>
+              <w:t xml:space="preserve">POST_NOT_FOUND</w:t>
             </w:r>
           </w:p>
         </w:tc>
@@ -10057,7 +10090,7 @@
                 <w:sz w:val="18"/>
                 <w:szCs w:val="18"/>
               </w:rPr>
-              <w:t xml:space="preserve">삭제된 문서입니다. 문서함을 새로고침하세요.</w:t>
+              <w:t xml:space="preserve">삭제된 글입니다. 게시판 목록으로 돌아가세요.</w:t>
             </w:r>
           </w:p>
         </w:tc>
@@ -10088,7 +10121,7 @@
                 <w:sz w:val="18"/>
                 <w:szCs w:val="18"/>
               </w:rPr>
-              <w:t xml:space="preserve">LEAVE_REQUEST_NOT_FOUND</w:t>
+              <w:t xml:space="preserve">ASSET_NOT_FOUND</w:t>
             </w:r>
           </w:p>
         </w:tc>
@@ -10117,7 +10150,7 @@
                 <w:sz w:val="18"/>
                 <w:szCs w:val="18"/>
               </w:rPr>
-              <w:t xml:space="preserve">휴가 신청이 없습니다. 근태관리 화면을 새로고침하세요.</w:t>
+              <w:t xml:space="preserve">자산이 없습니다. 자산 목록을 새로고침하세요.</w:t>
             </w:r>
           </w:p>
         </w:tc>
@@ -10148,7 +10181,7 @@
                 <w:sz w:val="18"/>
                 <w:szCs w:val="18"/>
               </w:rPr>
-              <w:t xml:space="preserve">PT_SESSION_NOT_FOUND</w:t>
+              <w:t xml:space="preserve">DOCUMENT_NOT_FOUND</w:t>
             </w:r>
           </w:p>
         </w:tc>
@@ -10177,7 +10210,7 @@
                 <w:sz w:val="18"/>
                 <w:szCs w:val="18"/>
               </w:rPr>
-              <w:t xml:space="preserve">PT 패키지가 없습니다. 회원 상세를 새로고침하세요.</w:t>
+              <w:t xml:space="preserve">삭제된 문서입니다. 문서함을 새로고침하세요.</w:t>
             </w:r>
           </w:p>
         </w:tc>
@@ -10208,7 +10241,7 @@
                 <w:sz w:val="18"/>
                 <w:szCs w:val="18"/>
               </w:rPr>
-              <w:t xml:space="preserve">STAFF_RECORD_REQUIRED</w:t>
+              <w:t xml:space="preserve">LEAVE_REQUEST_NOT_FOUND</w:t>
             </w:r>
           </w:p>
         </w:tc>
@@ -10237,7 +10270,7 @@
                 <w:sz w:val="18"/>
                 <w:szCs w:val="18"/>
               </w:rPr>
-              <w:t xml:space="preserve">이 계정에 직원 기록이 연결돼 있지 않습니다. 본사 관리자에게 확인을 요청하세요.</w:t>
+              <w:t xml:space="preserve">휴가 신청이 없습니다. 근태관리 화면을 새로고침하세요.</w:t>
             </w:r>
           </w:p>
         </w:tc>
@@ -10268,7 +10301,7 @@
                 <w:sz w:val="18"/>
                 <w:szCs w:val="18"/>
               </w:rPr>
-              <w:t xml:space="preserve">STAFF_REQUIRED</w:t>
+              <w:t xml:space="preserve">PT_SESSION_NOT_FOUND</w:t>
             </w:r>
           </w:p>
         </w:tc>
@@ -10297,7 +10330,7 @@
                 <w:sz w:val="18"/>
                 <w:szCs w:val="18"/>
               </w:rPr>
-              <w:t xml:space="preserve">직원 계정만 할 수 있는 작업입니다.</w:t>
+              <w:t xml:space="preserve">PT 패키지가 없습니다. 회원 상세를 새로고침하세요.</w:t>
             </w:r>
           </w:p>
         </w:tc>
@@ -10328,7 +10361,7 @@
                 <w:sz w:val="18"/>
                 <w:szCs w:val="18"/>
               </w:rPr>
-              <w:t xml:space="preserve">MEMBER_REQUIRED</w:t>
+              <w:t xml:space="preserve">STAFF_RECORD_REQUIRED</w:t>
             </w:r>
           </w:p>
         </w:tc>
@@ -10357,7 +10390,7 @@
                 <w:sz w:val="18"/>
                 <w:szCs w:val="18"/>
               </w:rPr>
-              <w:t xml:space="preserve">회원 계정만 할 수 있는 작업입니다.</w:t>
+              <w:t xml:space="preserve">이 계정에 직원 기록이 연결돼 있지 않습니다. 본사 관리자에게 확인을 요청하세요.</w:t>
             </w:r>
           </w:p>
         </w:tc>
@@ -10388,7 +10421,7 @@
                 <w:sz w:val="18"/>
                 <w:szCs w:val="18"/>
               </w:rPr>
-              <w:t xml:space="preserve">VALIDATION_ERROR</w:t>
+              <w:t xml:space="preserve">STAFF_REQUIRED</w:t>
             </w:r>
           </w:p>
         </w:tc>
@@ -10417,7 +10450,7 @@
                 <w:sz w:val="18"/>
                 <w:szCs w:val="18"/>
               </w:rPr>
-              <w:t xml:space="preserve">* 표시 항목을 채우고 형식(날짜 YYYY-MM-DD, 숫자 등)을 확인하세요.</w:t>
+              <w:t xml:space="preserve">직원 계정만 할 수 있는 작업입니다.</w:t>
             </w:r>
           </w:p>
         </w:tc>
@@ -10448,7 +10481,7 @@
                 <w:sz w:val="18"/>
                 <w:szCs w:val="18"/>
               </w:rPr>
-              <w:t xml:space="preserve">INVALID_DATE_RANGE</w:t>
+              <w:t xml:space="preserve">MEMBER_REQUIRED</w:t>
             </w:r>
           </w:p>
         </w:tc>
@@ -10477,7 +10510,7 @@
                 <w:sz w:val="18"/>
                 <w:szCs w:val="18"/>
               </w:rPr>
-              <w:t xml:space="preserve">종료일이 시작일보다 앞설 수 없습니다. 날짜를 다시 고르세요.</w:t>
+              <w:t xml:space="preserve">회원 계정만 할 수 있는 작업입니다.</w:t>
             </w:r>
           </w:p>
         </w:tc>
@@ -10508,7 +10541,7 @@
                 <w:sz w:val="18"/>
                 <w:szCs w:val="18"/>
               </w:rPr>
-              <w:t xml:space="preserve">INVALID_CAPACITY</w:t>
+              <w:t xml:space="preserve">VALIDATION_ERROR</w:t>
             </w:r>
           </w:p>
         </w:tc>
@@ -10537,7 +10570,7 @@
                 <w:sz w:val="18"/>
                 <w:szCs w:val="18"/>
               </w:rPr>
-              <w:t xml:space="preserve">정원은 1 이상이어야 합니다.</w:t>
+              <w:t xml:space="preserve">* 표시 항목을 채우고 형식(날짜 YYYY-MM-DD, 숫자 등)을 확인하세요.</w:t>
             </w:r>
           </w:p>
         </w:tc>
@@ -10568,6 +10601,126 @@
                 <w:sz w:val="18"/>
                 <w:szCs w:val="18"/>
               </w:rPr>
+              <w:t xml:space="preserve">INVALID_DATE_RANGE</w:t>
+            </w:r>
+          </w:p>
+        </w:tc>
+        <w:tc>
+          <w:tcPr>
+            <w:tcW w:type="dxa" w:w="6747"/>
+            <w:tcBorders>
+              <w:top w:val="single" w:color="CBD0CD" w:sz="4"/>
+              <w:left w:val="single" w:color="CBD0CD" w:sz="4"/>
+              <w:bottom w:val="single" w:color="CBD0CD" w:sz="4"/>
+              <w:right w:val="single" w:color="CBD0CD" w:sz="4"/>
+            </w:tcBorders>
+            <w:tcMar>
+              <w:top w:type="dxa" w:w="60"/>
+              <w:left w:type="dxa" w:w="100"/>
+              <w:bottom w:type="dxa" w:w="60"/>
+              <w:right w:type="dxa" w:w="100"/>
+            </w:tcMar>
+          </w:tcPr>
+          <w:p>
+            <w:pPr>
+              <w:spacing w:after="0" w:line="260"/>
+            </w:pPr>
+            <w:r>
+              <w:rPr>
+                <w:sz w:val="18"/>
+                <w:szCs w:val="18"/>
+              </w:rPr>
+              <w:t xml:space="preserve">종료일이 시작일보다 앞설 수 없습니다. 날짜를 다시 고르세요.</w:t>
+            </w:r>
+          </w:p>
+        </w:tc>
+      </w:tr>
+      <w:tr>
+        <w:tc>
+          <w:tcPr>
+            <w:tcW w:type="dxa" w:w="2891"/>
+            <w:tcBorders>
+              <w:top w:val="single" w:color="CBD0CD" w:sz="4"/>
+              <w:left w:val="single" w:color="CBD0CD" w:sz="4"/>
+              <w:bottom w:val="single" w:color="CBD0CD" w:sz="4"/>
+              <w:right w:val="single" w:color="CBD0CD" w:sz="4"/>
+            </w:tcBorders>
+            <w:tcMar>
+              <w:top w:type="dxa" w:w="60"/>
+              <w:left w:type="dxa" w:w="100"/>
+              <w:bottom w:type="dxa" w:w="60"/>
+              <w:right w:type="dxa" w:w="100"/>
+            </w:tcMar>
+          </w:tcPr>
+          <w:p>
+            <w:pPr>
+              <w:spacing w:after="0" w:line="260"/>
+            </w:pPr>
+            <w:r>
+              <w:rPr>
+                <w:sz w:val="18"/>
+                <w:szCs w:val="18"/>
+              </w:rPr>
+              <w:t xml:space="preserve">INVALID_CAPACITY</w:t>
+            </w:r>
+          </w:p>
+        </w:tc>
+        <w:tc>
+          <w:tcPr>
+            <w:tcW w:type="dxa" w:w="6747"/>
+            <w:tcBorders>
+              <w:top w:val="single" w:color="CBD0CD" w:sz="4"/>
+              <w:left w:val="single" w:color="CBD0CD" w:sz="4"/>
+              <w:bottom w:val="single" w:color="CBD0CD" w:sz="4"/>
+              <w:right w:val="single" w:color="CBD0CD" w:sz="4"/>
+            </w:tcBorders>
+            <w:tcMar>
+              <w:top w:type="dxa" w:w="60"/>
+              <w:left w:type="dxa" w:w="100"/>
+              <w:bottom w:type="dxa" w:w="60"/>
+              <w:right w:type="dxa" w:w="100"/>
+            </w:tcMar>
+          </w:tcPr>
+          <w:p>
+            <w:pPr>
+              <w:spacing w:after="0" w:line="260"/>
+            </w:pPr>
+            <w:r>
+              <w:rPr>
+                <w:sz w:val="18"/>
+                <w:szCs w:val="18"/>
+              </w:rPr>
+              <w:t xml:space="preserve">정원은 1 이상이어야 합니다.</w:t>
+            </w:r>
+          </w:p>
+        </w:tc>
+      </w:tr>
+      <w:tr>
+        <w:tc>
+          <w:tcPr>
+            <w:tcW w:type="dxa" w:w="2891"/>
+            <w:tcBorders>
+              <w:top w:val="single" w:color="CBD0CD" w:sz="4"/>
+              <w:left w:val="single" w:color="CBD0CD" w:sz="4"/>
+              <w:bottom w:val="single" w:color="CBD0CD" w:sz="4"/>
+              <w:right w:val="single" w:color="CBD0CD" w:sz="4"/>
+            </w:tcBorders>
+            <w:tcMar>
+              <w:top w:type="dxa" w:w="60"/>
+              <w:left w:type="dxa" w:w="100"/>
+              <w:bottom w:type="dxa" w:w="60"/>
+              <w:right w:type="dxa" w:w="100"/>
+            </w:tcMar>
+          </w:tcPr>
+          <w:p>
+            <w:pPr>
+              <w:spacing w:after="0" w:line="260"/>
+            </w:pPr>
+            <w:r>
+              <w:rPr>
+                <w:sz w:val="18"/>
+                <w:szCs w:val="18"/>
+              </w:rPr>
               <w:t xml:space="preserve">INVALID_CURRENT_COUNT</w:t>
             </w:r>
           </w:p>
@@ -10597,7 +10750,7 @@
                 <w:sz w:val="18"/>
                 <w:szCs w:val="18"/>
               </w:rPr>
-              <w:t xml:space="preserve">현재 인원은 0 이상, 정원 이하로 넣으세요.</w:t>
+              <w:t xml:space="preserve">현장 인원은 0 이상으로 넣으세요(예약 인원은 빼고).</w:t>
             </w:r>
           </w:p>
         </w:tc>

--- a/docs/deliverables/사용자매뉴얼.docx
+++ b/docs/deliverables/사용자매뉴얼.docx
@@ -254,7 +254,7 @@
                 <w:sz w:val="18"/>
                 <w:szCs w:val="18"/>
               </w:rPr>
-              <w:t xml:space="preserve">2026-10-23</w:t>
+              <w:t xml:space="preserve">2026-10-31</w:t>
             </w:r>
           </w:p>
         </w:tc>
@@ -1304,6 +1304,19 @@
     </w:p>
     <w:p>
       <w:pPr>
+        <w:pStyle w:val="ListParagraph"/>
+        <w:numPr>
+          <w:ilvl w:val="0"/>
+          <w:numId w:val="4"/>
+        </w:numPr>
+        <w:spacing w:after="60" w:line="290"/>
+      </w:pPr>
+      <w:r>
+        <w:t xml:space="preserve">새 위탁계약을 맺으면 "+ 지점 등록"으로 지점명·지점 코드·지역·계약 상대방·기간을 넣습니다. 등록 후 지점 상세로 옮겨 가니 시설·프로그램·직원 파견을 이어서 준비합니다.</w:t>
+      </w:r>
+    </w:p>
+    <w:p>
+      <w:pPr>
         <w:spacing w:after="60" w:before="120"/>
         <w:jc w:val="center"/>
       </w:pPr>
@@ -1397,6 +1410,32 @@
         <w:spacing w:after="60" w:line="290"/>
       </w:pPr>
       <w:r>
+        <w:t xml:space="preserve">BRANCH_CODE_TAKEN — 이미 쓰고 있는 지점 코드입니다. 다른 코드를 넣으세요(회원번호·직원코드 앞부분이라 겹칠 수 없습니다).</w:t>
+      </w:r>
+    </w:p>
+    <w:p>
+      <w:pPr>
+        <w:pStyle w:val="ListParagraph"/>
+        <w:numPr>
+          <w:ilvl w:val="0"/>
+          <w:numId w:val="2"/>
+        </w:numPr>
+        <w:spacing w:after="60" w:line="290"/>
+      </w:pPr>
+      <w:r>
+        <w:t xml:space="preserve">INVALID_CONTRACT_PERIOD — 계약 기간이 맞지 않습니다. 갱신의 새 종료일은 지금 종료일보다 뒤, 종료일은 시작일보다 뒤여야 합니다.</w:t>
+      </w:r>
+    </w:p>
+    <w:p>
+      <w:pPr>
+        <w:pStyle w:val="ListParagraph"/>
+        <w:numPr>
+          <w:ilvl w:val="0"/>
+          <w:numId w:val="2"/>
+        </w:numPr>
+        <w:spacing w:after="60" w:line="290"/>
+      </w:pPr>
+      <w:r>
         <w:t xml:space="preserve">UPSTREAM_UNAVAILABLE — 서버가 깨어나는 중이거나 잠시 닿지 않습니다. 몇 초 뒤 다시 하세요.</w:t>
       </w:r>
     </w:p>
@@ -1414,6 +1453,45 @@
       </w:pPr>
       <w:r>
         <w:t xml:space="preserve">한 위탁 현장의 계약 정보와 소속 직원·회원·프로그램·시설 혼잡도를 봅니다.</w:t>
+      </w:r>
+    </w:p>
+    <w:p>
+      <w:pPr>
+        <w:pStyle w:val="ListParagraph"/>
+        <w:numPr>
+          <w:ilvl w:val="0"/>
+          <w:numId w:val="5"/>
+        </w:numPr>
+        <w:spacing w:after="60" w:line="290"/>
+      </w:pPr>
+      <w:r>
+        <w:t xml:space="preserve">계약을 연장했으면 계약 정보 카드의 "계약 갱신"에 새 종료일을 넣습니다. 상태가 "계약 정상"으로 돌아갑니다(종료된 계약은 갱신되지 않습니다).</w:t>
+      </w:r>
+    </w:p>
+    <w:p>
+      <w:pPr>
+        <w:pStyle w:val="ListParagraph"/>
+        <w:numPr>
+          <w:ilvl w:val="0"/>
+          <w:numId w:val="5"/>
+        </w:numPr>
+        <w:spacing w:after="60" w:line="290"/>
+      </w:pPr>
+      <w:r>
+        <w:t xml:space="preserve">입력 실수는 "정보 수정"으로 고칩니다. 갱신으로 세지 않고 상태도 그대로입니다.</w:t>
+      </w:r>
+    </w:p>
+    <w:p>
+      <w:pPr>
+        <w:pStyle w:val="ListParagraph"/>
+        <w:numPr>
+          <w:ilvl w:val="0"/>
+          <w:numId w:val="5"/>
+        </w:numPr>
+        <w:spacing w:after="60" w:line="290"/>
+      </w:pPr>
+      <w:r>
+        <w:t xml:space="preserve">갱신·수정·상태 변경은 카드 아래 "계약 이력"에 처리자와 함께 남습니다. "종료 60일 이내" 표시는 상태를 자동으로 바꾸지 않습니다.</w:t>
       </w:r>
     </w:p>
     <w:p>
@@ -1633,6 +1711,19 @@
     </w:p>
     <w:p>
       <w:pPr>
+        <w:pStyle w:val="ListParagraph"/>
+        <w:numPr>
+          <w:ilvl w:val="0"/>
+          <w:numId w:val="2"/>
+        </w:numPr>
+        <w:spacing w:after="60" w:line="290"/>
+      </w:pPr>
+      <w:r>
+        <w:t xml:space="preserve">INVALID_CONTRACT_PERIOD — 계약 기간이 맞지 않습니다. 갱신의 새 종료일은 지금 종료일보다 뒤, 종료일은 시작일보다 뒤여야 합니다.</w:t>
+      </w:r>
+    </w:p>
+    <w:p>
+      <w:pPr>
         <w:pStyle w:val="Heading3"/>
       </w:pPr>
       <w:r>
@@ -3798,6 +3889,32 @@
         <w:spacing w:after="60" w:line="290"/>
       </w:pPr>
       <w:r>
+        <w:t xml:space="preserve">BRANCH_CODE_TAKEN — 이미 쓰고 있는 지점 코드입니다. 다른 코드를 넣으세요(회원번호·직원코드 앞부분이라 겹칠 수 없습니다).</w:t>
+      </w:r>
+    </w:p>
+    <w:p>
+      <w:pPr>
+        <w:pStyle w:val="ListParagraph"/>
+        <w:numPr>
+          <w:ilvl w:val="0"/>
+          <w:numId w:val="2"/>
+        </w:numPr>
+        <w:spacing w:after="60" w:line="290"/>
+      </w:pPr>
+      <w:r>
+        <w:t xml:space="preserve">INVALID_CONTRACT_PERIOD — 계약 기간이 맞지 않습니다. 갱신의 새 종료일은 지금 종료일보다 뒤, 종료일은 시작일보다 뒤여야 합니다.</w:t>
+      </w:r>
+    </w:p>
+    <w:p>
+      <w:pPr>
+        <w:pStyle w:val="ListParagraph"/>
+        <w:numPr>
+          <w:ilvl w:val="0"/>
+          <w:numId w:val="2"/>
+        </w:numPr>
+        <w:spacing w:after="60" w:line="290"/>
+      </w:pPr>
+      <w:r>
         <w:t xml:space="preserve">UPSTREAM_UNAVAILABLE — 서버가 깨어나는 중이거나 잠시 닿지 않습니다. 몇 초 뒤 다시 하세요.</w:t>
       </w:r>
     </w:p>
@@ -6501,6 +6618,32 @@
         <w:spacing w:after="60" w:line="290"/>
       </w:pPr>
       <w:r>
+        <w:t xml:space="preserve">BRANCH_CODE_TAKEN — 이미 쓰고 있는 지점 코드입니다. 다른 코드를 넣으세요(회원번호·직원코드 앞부분이라 겹칠 수 없습니다).</w:t>
+      </w:r>
+    </w:p>
+    <w:p>
+      <w:pPr>
+        <w:pStyle w:val="ListParagraph"/>
+        <w:numPr>
+          <w:ilvl w:val="0"/>
+          <w:numId w:val="2"/>
+        </w:numPr>
+        <w:spacing w:after="60" w:line="290"/>
+      </w:pPr>
+      <w:r>
+        <w:t xml:space="preserve">INVALID_CONTRACT_PERIOD — 계약 기간이 맞지 않습니다. 갱신의 새 종료일은 지금 종료일보다 뒤, 종료일은 시작일보다 뒤여야 합니다.</w:t>
+      </w:r>
+    </w:p>
+    <w:p>
+      <w:pPr>
+        <w:pStyle w:val="ListParagraph"/>
+        <w:numPr>
+          <w:ilvl w:val="0"/>
+          <w:numId w:val="2"/>
+        </w:numPr>
+        <w:spacing w:after="60" w:line="290"/>
+      </w:pPr>
+      <w:r>
         <w:t xml:space="preserve">UPSTREAM_UNAVAILABLE — 서버가 깨어나는 중이거나 잠시 닿지 않습니다. 몇 초 뒤 다시 하세요.</w:t>
       </w:r>
     </w:p>
@@ -9071,6 +9214,126 @@
                 <w:szCs w:val="18"/>
               </w:rPr>
               <w:t xml:space="preserve">위탁계약이 종료된 지점이라 새 등록·예약·작성·파견이 막혀 있습니다. 과거 기록 조회만 됩니다.</w:t>
+            </w:r>
+          </w:p>
+        </w:tc>
+      </w:tr>
+      <w:tr>
+        <w:tc>
+          <w:tcPr>
+            <w:tcW w:type="dxa" w:w="2891"/>
+            <w:tcBorders>
+              <w:top w:val="single" w:color="CBD0CD" w:sz="4"/>
+              <w:left w:val="single" w:color="CBD0CD" w:sz="4"/>
+              <w:bottom w:val="single" w:color="CBD0CD" w:sz="4"/>
+              <w:right w:val="single" w:color="CBD0CD" w:sz="4"/>
+            </w:tcBorders>
+            <w:tcMar>
+              <w:top w:type="dxa" w:w="60"/>
+              <w:left w:type="dxa" w:w="100"/>
+              <w:bottom w:type="dxa" w:w="60"/>
+              <w:right w:type="dxa" w:w="100"/>
+            </w:tcMar>
+          </w:tcPr>
+          <w:p>
+            <w:pPr>
+              <w:spacing w:after="0" w:line="260"/>
+            </w:pPr>
+            <w:r>
+              <w:rPr>
+                <w:sz w:val="18"/>
+                <w:szCs w:val="18"/>
+              </w:rPr>
+              <w:t xml:space="preserve">BRANCH_CODE_TAKEN</w:t>
+            </w:r>
+          </w:p>
+        </w:tc>
+        <w:tc>
+          <w:tcPr>
+            <w:tcW w:type="dxa" w:w="6747"/>
+            <w:tcBorders>
+              <w:top w:val="single" w:color="CBD0CD" w:sz="4"/>
+              <w:left w:val="single" w:color="CBD0CD" w:sz="4"/>
+              <w:bottom w:val="single" w:color="CBD0CD" w:sz="4"/>
+              <w:right w:val="single" w:color="CBD0CD" w:sz="4"/>
+            </w:tcBorders>
+            <w:tcMar>
+              <w:top w:type="dxa" w:w="60"/>
+              <w:left w:type="dxa" w:w="100"/>
+              <w:bottom w:type="dxa" w:w="60"/>
+              <w:right w:type="dxa" w:w="100"/>
+            </w:tcMar>
+          </w:tcPr>
+          <w:p>
+            <w:pPr>
+              <w:spacing w:after="0" w:line="260"/>
+            </w:pPr>
+            <w:r>
+              <w:rPr>
+                <w:sz w:val="18"/>
+                <w:szCs w:val="18"/>
+              </w:rPr>
+              <w:t xml:space="preserve">이미 쓰고 있는 지점 코드입니다. 다른 코드를 넣으세요(회원번호·직원코드 앞부분이라 겹칠 수 없습니다).</w:t>
+            </w:r>
+          </w:p>
+        </w:tc>
+      </w:tr>
+      <w:tr>
+        <w:tc>
+          <w:tcPr>
+            <w:tcW w:type="dxa" w:w="2891"/>
+            <w:tcBorders>
+              <w:top w:val="single" w:color="CBD0CD" w:sz="4"/>
+              <w:left w:val="single" w:color="CBD0CD" w:sz="4"/>
+              <w:bottom w:val="single" w:color="CBD0CD" w:sz="4"/>
+              <w:right w:val="single" w:color="CBD0CD" w:sz="4"/>
+            </w:tcBorders>
+            <w:tcMar>
+              <w:top w:type="dxa" w:w="60"/>
+              <w:left w:type="dxa" w:w="100"/>
+              <w:bottom w:type="dxa" w:w="60"/>
+              <w:right w:type="dxa" w:w="100"/>
+            </w:tcMar>
+          </w:tcPr>
+          <w:p>
+            <w:pPr>
+              <w:spacing w:after="0" w:line="260"/>
+            </w:pPr>
+            <w:r>
+              <w:rPr>
+                <w:sz w:val="18"/>
+                <w:szCs w:val="18"/>
+              </w:rPr>
+              <w:t xml:space="preserve">INVALID_CONTRACT_PERIOD</w:t>
+            </w:r>
+          </w:p>
+        </w:tc>
+        <w:tc>
+          <w:tcPr>
+            <w:tcW w:type="dxa" w:w="6747"/>
+            <w:tcBorders>
+              <w:top w:val="single" w:color="CBD0CD" w:sz="4"/>
+              <w:left w:val="single" w:color="CBD0CD" w:sz="4"/>
+              <w:bottom w:val="single" w:color="CBD0CD" w:sz="4"/>
+              <w:right w:val="single" w:color="CBD0CD" w:sz="4"/>
+            </w:tcBorders>
+            <w:tcMar>
+              <w:top w:type="dxa" w:w="60"/>
+              <w:left w:type="dxa" w:w="100"/>
+              <w:bottom w:type="dxa" w:w="60"/>
+              <w:right w:type="dxa" w:w="100"/>
+            </w:tcMar>
+          </w:tcPr>
+          <w:p>
+            <w:pPr>
+              <w:spacing w:after="0" w:line="260"/>
+            </w:pPr>
+            <w:r>
+              <w:rPr>
+                <w:sz w:val="18"/>
+                <w:szCs w:val="18"/>
+              </w:rPr>
+              <w:t xml:space="preserve">계약 기간이 맞지 않습니다. 갱신의 새 종료일은 지금 종료일보다 뒤, 종료일은 시작일보다 뒤여야 합니다.</w:t>
             </w:r>
           </w:p>
         </w:tc>
